--- a/(e)CRF/Per visite/V1 - Baseline/Educatie en patientenmateriaal/19_Gebruikershandleiding MoveMonitor.docx
+++ b/(e)CRF/Per visite/V1 - Baseline/Educatie en patientenmateriaal/19_Gebruikershandleiding MoveMonitor.docx
@@ -331,7 +331,7 @@
         <w:rPr>
           <w:color w:val="2E3B47"/>
         </w:rPr>
-        <w:t>U draagt de bewegingsmeter twee keer tijdens de studie: bij de start, en opnieuw na 6 maanden. Telkens gedurende één week.</w:t>
+        <w:t>U draagt de bewegingsmeter één keer tijdens de studie: bij de start, gedurende één week.</w:t>
       </w:r>
     </w:p>
     <w:p>
